--- a/server/templates/library/choice-advocacy-and-control-policy/template.docx
+++ b/server/templates/library/choice-advocacy-and-control-policy/template.docx
@@ -4771,7 +4771,7 @@
               <w:szCs w:val="16"/>
               <w:rtl w:val="0"/>
             </w:rPr>
-            <w:t>The Board of Spring 2 Health Pty Ltd</w:t>
+            <w:t>The Board of {org.legal_name}</w:t>
           </w:r>
           <w:r>
             <w:rPr>
@@ -5141,7 +5141,7 @@
         <w:szCs w:val="28"/>
         <w:rtl w:val="0"/>
       </w:rPr>
-      <w:t>Spring 2 Health ABN 71 665 820 986</w:t>
+      <w:t>{org.name} ABN {org.abn}</w:t>
     </w:r>
   </w:p>
   <w:p>

--- a/server/templates/library/choice-advocacy-and-control-policy/template.docx
+++ b/server/templates/library/choice-advocacy-and-control-policy/template.docx
@@ -5126,6 +5126,15 @@
 <w:hdr xmlns:mc="http://schemas.openxmlformats.org/markup-compatibility/2006" xmlns:o="urn:schemas-microsoft-com:office:office" xmlns:r="http://schemas.openxmlformats.org/officeDocument/2006/relationships" xmlns:m="http://schemas.openxmlformats.org/officeDocument/2006/math" xmlns:v="urn:schemas-microsoft-com:vml" xmlns:wp="http://schemas.openxmlformats.org/drawingml/2006/wordprocessingDrawing" xmlns:w10="urn:schemas-microsoft-com:office:word" xmlns:w="http://schemas.openxmlformats.org/wordprocessingml/2006/main" xmlns:wne="http://schemas.microsoft.com/office/word/2006/wordml" xmlns:sl="http://schemas.openxmlformats.org/schemaLibrary/2006/main" xmlns:a="http://schemas.openxmlformats.org/drawingml/2006/main" xmlns:pic="http://schemas.openxmlformats.org/drawingml/2006/picture" xmlns:c="http://schemas.openxmlformats.org/drawingml/2006/chart" xmlns:lc="http://schemas.openxmlformats.org/drawingml/2006/lockedCanvas" xmlns:dgm="http://schemas.openxmlformats.org/drawingml/2006/diagram" xmlns:wps="http://schemas.microsoft.com/office/word/2010/wordprocessingShape" xmlns:wpg="http://schemas.microsoft.com/office/word/2010/wordprocessingGroup" xmlns:w14="http://schemas.microsoft.com/office/word/2010/wordml" xmlns:w15="http://schemas.microsoft.com/office/word/2012/wordml">
   <w:p>
     <w:pPr>
+      <w:spacing w:before="0" w:after="80"/>
+      <w:jc w:val="left"/>
+    </w:pPr>
+    <w:r>
+      <w:t xml:space="preserve">{%org_logo}</w:t>
+    </w:r>
+  </w:p>
+  <w:p>
+    <w:pPr>
       <w:pageBreakBefore w:val="0"/>
       <w:spacing w:after="120" w:line="240" w:lineRule="auto"/>
       <w:rPr>
@@ -5169,6 +5178,15 @@
 
 <file path=word/header2.xml><?xml version="1.0" encoding="utf-8"?>
 <w:hdr xmlns:mc="http://schemas.openxmlformats.org/markup-compatibility/2006" xmlns:o="urn:schemas-microsoft-com:office:office" xmlns:r="http://schemas.openxmlformats.org/officeDocument/2006/relationships" xmlns:m="http://schemas.openxmlformats.org/officeDocument/2006/math" xmlns:v="urn:schemas-microsoft-com:vml" xmlns:wp="http://schemas.openxmlformats.org/drawingml/2006/wordprocessingDrawing" xmlns:w10="urn:schemas-microsoft-com:office:word" xmlns:w="http://schemas.openxmlformats.org/wordprocessingml/2006/main" xmlns:wne="http://schemas.microsoft.com/office/word/2006/wordml" xmlns:sl="http://schemas.openxmlformats.org/schemaLibrary/2006/main" xmlns:a="http://schemas.openxmlformats.org/drawingml/2006/main" xmlns:pic="http://schemas.openxmlformats.org/drawingml/2006/picture" xmlns:c="http://schemas.openxmlformats.org/drawingml/2006/chart" xmlns:lc="http://schemas.openxmlformats.org/drawingml/2006/lockedCanvas" xmlns:dgm="http://schemas.openxmlformats.org/drawingml/2006/diagram" xmlns:wps="http://schemas.microsoft.com/office/word/2010/wordprocessingShape" xmlns:wpg="http://schemas.microsoft.com/office/word/2010/wordprocessingGroup" xmlns:w14="http://schemas.microsoft.com/office/word/2010/wordml" xmlns:w15="http://schemas.microsoft.com/office/word/2012/wordml">
+  <w:p>
+    <w:pPr>
+      <w:spacing w:before="0" w:after="80"/>
+      <w:jc w:val="left"/>
+    </w:pPr>
+    <w:r>
+      <w:t xml:space="preserve">{%org_logo}</w:t>
+    </w:r>
+  </w:p>
   <w:p>
     <w:pPr>
       <w:keepNext w:val="0"/>

--- a/server/templates/library/choice-advocacy-and-control-policy/template.docx
+++ b/server/templates/library/choice-advocacy-and-control-policy/template.docx
@@ -1711,14 +1711,7 @@
                 <w:rFonts w:ascii="Arial" w:cs="Arial" w:eastAsia="Arial" w:hAnsi="Arial"/>
                 <w:rtl w:val="0"/>
               </w:rPr>
-              <w:t xml:space="preserve">a </w:t>
-            </w:r>
-            <w:r>
-              <w:rPr>
-                <w:rFonts w:ascii="Arial" w:cs="Arial" w:eastAsia="Arial" w:hAnsi="Arial"/>
-                <w:rtl w:val="0"/>
-              </w:rPr>
-              <w:t>Advocacy or Support Person Request Form; and</w:t>
+              <w:t xml:space="preserve">a Advocacy or Support Person Request Form; and</w:t>
             </w:r>
           </w:p>
           <w:p>
@@ -1737,7 +1730,7 @@
                 <w:rFonts w:ascii="Arial" w:cs="Arial" w:eastAsia="Arial" w:hAnsi="Arial"/>
                 <w:rtl w:val="0"/>
               </w:rPr>
-              <w:t>a Feedback and Complaints Form and Summary.</w:t>
+              <w:t>information on how to provide feedback or make a complaint through our website (spring2health.com.au).</w:t>
             </w:r>
             <w:r>
               <w:rPr>
@@ -2827,7 +2820,7 @@
                 <w:rFonts w:ascii="Arial" w:cs="Arial" w:eastAsia="Arial" w:hAnsi="Arial"/>
                 <w:rtl w:val="0"/>
               </w:rPr>
-              <w:t>Depending on the severity of the risk, complete a Risk Taking Form to facilitate the management of such risk. Give a signed copy of the Risk Taking Form to the Client and keep a copy in the Client’s file.</w:t>
+              <w:t>Depending on the severity of the risk, complete a Risk Assessment for the participant using the Risk Assessment Form to facilitate the management of such risk. Give a copy of the Risk Assessment to the Client and keep a copy in the Client’s file.</w:t>
             </w:r>
           </w:p>
           <w:p>
@@ -3744,7 +3737,7 @@
                 <w:rFonts w:ascii="Arial" w:cs="Arial" w:eastAsia="Arial" w:hAnsi="Arial"/>
                 <w:rtl w:val="0"/>
               </w:rPr>
-              <w:t>Conduct an annual survey of all Workers, Clients, their support networks and other stakeholders and ask them to suggest areas for improvement in relation to {org.name}’s application of this Policy including its commitment to the Client making informed choices, exercising control and maximising their independence relating to the services and supports provided.</w:t>
+              <w:t>Actively seek and welcome feedback from Workers, Clients, their support networks and other stakeholders on an ongoing basis (including through our website) and use it to suggest areas for improvement in relation to {org.name}’s application of this Policy including its commitment to the Client making informed choices, exercising control and maximising their independence relating to the services and supports provided.</w:t>
             </w:r>
           </w:p>
         </w:tc>
@@ -4386,11 +4379,6 @@
           <w:rtl w:val="0"/>
         </w:rPr>
         <w:t>Legislation, Rules, Guidelines and Policies apply to this Policy and Related Documentation  as set out in the Legislation Register.</w:t>
-      </w:r>
-      <w:r>
-        <w:rPr>
-          <w:rtl w:val="0"/>
-        </w:rPr>
       </w:r>
     </w:p>
     <w:p>

--- a/server/templates/library/choice-advocacy-and-control-policy/template.docx
+++ b/server/templates/library/choice-advocacy-and-control-policy/template.docx
@@ -1361,7 +1361,7 @@
           <w:vertAlign w:val="baseline"/>
           <w:rtl w:val="0"/>
         </w:rPr>
-        <w:t xml:space="preserve">The Policy is supported by the following Procedures which are intended to clarify the responsibilities of the board, Principal, Key Management Personnel and other Workers and make explicit the underlying principles of the Policy. The Procedures work together dynamically and are relevant to all parts of </w:t>
+        <w:t xml:space="preserve">The Policy is supported by the following Procedures which are intended to clarify the responsibilities of Principal, Key Management Personnel and other Workers and make explicit the underlying principles of the Policy. The Procedures work together dynamically and are relevant to all parts of </w:t>
       </w:r>
       <w:r>
         <w:rPr>
@@ -4281,7 +4281,7 @@
                 <w:b w:val="1"/>
                 <w:rtl w:val="0"/>
               </w:rPr>
-              <w:t>The board</w:t>
+              <w:t>The Director</w:t>
             </w:r>
           </w:p>
         </w:tc>
@@ -4522,7 +4522,7 @@
         <w:rPr>
           <w:rtl w:val="0"/>
         </w:rPr>
-        <w:t>The Board of {org.legal_name}</w:t>
+        <w:t>{org.signatory.name}, Director of {org.legal_name}</w:t>
       </w:r>
     </w:p>
     <w:p>

--- a/server/templates/library/choice-advocacy-and-control-policy/template.docx
+++ b/server/templates/library/choice-advocacy-and-control-policy/template.docx
@@ -1361,7 +1361,7 @@
           <w:vertAlign w:val="baseline"/>
           <w:rtl w:val="0"/>
         </w:rPr>
-        <w:t xml:space="preserve">The Policy is supported by the following Procedures which are intended to clarify the responsibilities of Principal, Key Management Personnel and other Workers and make explicit the underlying principles of the Policy. The Procedures work together dynamically and are relevant to all parts of </w:t>
+        <w:t xml:space="preserve">The Policy is supported by the following Procedures which are intended to clarify the responsibilities of the board, Principal, Key Management Personnel and other Workers and make explicit the underlying principles of the Policy. The Procedures work together dynamically and are relevant to all parts of </w:t>
       </w:r>
       <w:r>
         <w:rPr>
@@ -1711,7 +1711,14 @@
                 <w:rFonts w:ascii="Arial" w:cs="Arial" w:eastAsia="Arial" w:hAnsi="Arial"/>
                 <w:rtl w:val="0"/>
               </w:rPr>
-              <w:t xml:space="preserve">a Advocacy or Support Person Request Form; and</w:t>
+              <w:t xml:space="preserve">a </w:t>
+            </w:r>
+            <w:r>
+              <w:rPr>
+                <w:rFonts w:ascii="Arial" w:cs="Arial" w:eastAsia="Arial" w:hAnsi="Arial"/>
+                <w:rtl w:val="0"/>
+              </w:rPr>
+              <w:t>Advocacy or Support Person Request Form; and</w:t>
             </w:r>
           </w:p>
           <w:p>
@@ -1730,7 +1737,7 @@
                 <w:rFonts w:ascii="Arial" w:cs="Arial" w:eastAsia="Arial" w:hAnsi="Arial"/>
                 <w:rtl w:val="0"/>
               </w:rPr>
-              <w:t>information on how to provide feedback or make a complaint through our website (spring2health.com.au).</w:t>
+              <w:t>a Feedback and Complaints Form and Summary.</w:t>
             </w:r>
             <w:r>
               <w:rPr>
@@ -2820,7 +2827,7 @@
                 <w:rFonts w:ascii="Arial" w:cs="Arial" w:eastAsia="Arial" w:hAnsi="Arial"/>
                 <w:rtl w:val="0"/>
               </w:rPr>
-              <w:t>Depending on the severity of the risk, complete a Risk Assessment for the participant using the Risk Assessment Form to facilitate the management of such risk. Give a copy of the Risk Assessment to the Client and keep a copy in the Client’s file.</w:t>
+              <w:t>Depending on the severity of the risk, complete a Risk Taking Form to facilitate the management of such risk. Give a signed copy of the Risk Taking Form to the Client and keep a copy in the Client’s file.</w:t>
             </w:r>
           </w:p>
           <w:p>
@@ -3737,7 +3744,7 @@
                 <w:rFonts w:ascii="Arial" w:cs="Arial" w:eastAsia="Arial" w:hAnsi="Arial"/>
                 <w:rtl w:val="0"/>
               </w:rPr>
-              <w:t>Actively seek and welcome feedback from Workers, Clients, their support networks and other stakeholders on an ongoing basis (including through our website) and use it to suggest areas for improvement in relation to {org.name}’s application of this Policy including its commitment to the Client making informed choices, exercising control and maximising their independence relating to the services and supports provided.</w:t>
+              <w:t>Conduct an annual survey of all Workers, Clients, their support networks and other stakeholders and ask them to suggest areas for improvement in relation to {org.name}’s application of this Policy including its commitment to the Client making informed choices, exercising control and maximising their independence relating to the services and supports provided.</w:t>
             </w:r>
           </w:p>
         </w:tc>
@@ -4281,7 +4288,7 @@
                 <w:b w:val="1"/>
                 <w:rtl w:val="0"/>
               </w:rPr>
-              <w:t>The Director</w:t>
+              <w:t>The board</w:t>
             </w:r>
           </w:p>
         </w:tc>
@@ -4380,6 +4387,11 @@
         </w:rPr>
         <w:t>Legislation, Rules, Guidelines and Policies apply to this Policy and Related Documentation  as set out in the Legislation Register.</w:t>
       </w:r>
+      <w:r>
+        <w:rPr>
+          <w:rtl w:val="0"/>
+        </w:rPr>
+      </w:r>
     </w:p>
     <w:p>
       <w:pPr>
@@ -4522,7 +4534,7 @@
         <w:rPr>
           <w:rtl w:val="0"/>
         </w:rPr>
-        <w:t>{org.signatory.name}, Director of {org.legal_name}</w:t>
+        <w:t>The Board of {org.legal_name}</w:t>
       </w:r>
     </w:p>
     <w:p>
